--- a/Artigo/Artigo_SBC_SGA-Idosos.docx
+++ b/Artigo/Artigo_SBC_SGA-Idosos.docx
@@ -90,7 +90,23 @@
           <w:sz w:val="20"/>
           <w:szCs w:val="20"/>
         </w:rPr>
-        <w:t>20323022171</w:t>
+        <w:t>20</w:t>
+      </w:r>
+      <w:r>
+        <w:rPr>
+          <w:rFonts w:ascii="Courier New" w:eastAsia="Courier New" w:hAnsi="Courier New" w:cs="Courier New"/>
+          <w:sz w:val="20"/>
+          <w:szCs w:val="20"/>
+        </w:rPr>
+        <w:t>23</w:t>
+      </w:r>
+      <w:r>
+        <w:rPr>
+          <w:rFonts w:ascii="Courier New" w:eastAsia="Courier New" w:hAnsi="Courier New" w:cs="Courier New"/>
+          <w:sz w:val="20"/>
+          <w:szCs w:val="20"/>
+        </w:rPr>
+        <w:t>3022171</w:t>
       </w:r>
       <w:r>
         <w:rPr>
@@ -226,23 +242,35 @@
           <w:i/>
           <w:iCs/>
         </w:rPr>
-        <w:t>O envelhecimento acelerado da população brasileira amplia a demanda por Instituições de Longa Permanência para Idosos (</w:t>
-      </w:r>
-      <w:proofErr w:type="spellStart"/>
+        <w:t>O envelhecimento da população brasileira</w:t>
+      </w:r>
       <w:r>
         <w:rPr>
           <w:i/>
           <w:iCs/>
         </w:rPr>
-        <w:t>ILPIs</w:t>
-      </w:r>
-      <w:proofErr w:type="spellEnd"/>
+        <w:t xml:space="preserve"> e r</w:t>
+      </w:r>
       <w:r>
         <w:rPr>
           <w:i/>
           <w:iCs/>
         </w:rPr>
-        <w:t xml:space="preserve">). Parte expressiva dessas instituições ainda opera com registros em papel, o que eleva o risco de erros de medicação e dificulta o acompanhamento clínico contínuo. Este artigo apresenta o SGA-Idosos, sistema web integrado desenvolvido em Python/Django para a gestão de </w:t>
+        <w:t>edução da taxa de natalidade</w:t>
+      </w:r>
+      <w:r>
+        <w:rPr>
+          <w:i/>
+          <w:iCs/>
+        </w:rPr>
+        <w:t xml:space="preserve"> nas ultimas décadas</w:t>
+      </w:r>
+      <w:r>
+        <w:rPr>
+          <w:i/>
+          <w:iCs/>
+        </w:rPr>
+        <w:t xml:space="preserve"> amplia a demanda por Instituições de Longa Permanência para Idosos. Parte expressiva dessas instituições ainda opera com registros em papel, o que eleva o risco de erros de medicação e dificulta o acompanhamento clínico contínuo. Este artigo apresenta o SGA-Idosos, sistema web integrado desenvolvido em Python/Django para a gestão de </w:t>
       </w:r>
       <w:proofErr w:type="spellStart"/>
       <w:r>
@@ -3455,7 +3483,7 @@
                     <pic:cNvPicPr/>
                   </pic:nvPicPr>
                   <pic:blipFill>
-                    <a:blip r:embed="rId5">
+                    <a:blip r:embed="rId6">
                       <a:extLst>
                         <a:ext uri="{28A0092B-C50C-407E-A947-70E740481C1C}">
                           <a14:useLocalDpi xmlns:a14="http://schemas.microsoft.com/office/drawing/2010/main" val="0"/>
@@ -3604,7 +3632,7 @@
                     <pic:cNvPicPr/>
                   </pic:nvPicPr>
                   <pic:blipFill>
-                    <a:blip r:embed="rId6" cstate="print">
+                    <a:blip r:embed="rId7" cstate="print">
                       <a:extLst>
                         <a:ext uri="{28A0092B-C50C-407E-A947-70E740481C1C}">
                           <a14:useLocalDpi xmlns:a14="http://schemas.microsoft.com/office/drawing/2010/main" val="0"/>
@@ -5131,93 +5159,6 @@
             <wp:extent cx="5400040" cy="3035935"/>
             <wp:effectExtent l="0" t="0" r="0" b="0"/>
             <wp:docPr id="4" name="Imagem 4"/>
-            <wp:cNvGraphicFramePr>
-              <a:graphicFrameLocks xmlns:a="http://schemas.openxmlformats.org/drawingml/2006/main" noChangeAspect="1"/>
-            </wp:cNvGraphicFramePr>
-            <a:graphic xmlns:a="http://schemas.openxmlformats.org/drawingml/2006/main">
-              <a:graphicData uri="http://schemas.openxmlformats.org/drawingml/2006/picture">
-                <pic:pic xmlns:pic="http://schemas.openxmlformats.org/drawingml/2006/picture">
-                  <pic:nvPicPr>
-                    <pic:cNvPr id="1" name=""/>
-                    <pic:cNvPicPr/>
-                  </pic:nvPicPr>
-                  <pic:blipFill>
-                    <a:blip r:embed="rId7"/>
-                    <a:stretch>
-                      <a:fillRect/>
-                    </a:stretch>
-                  </pic:blipFill>
-                  <pic:spPr>
-                    <a:xfrm>
-                      <a:off x="0" y="0"/>
-                      <a:ext cx="5400040" cy="3035935"/>
-                    </a:xfrm>
-                    <a:prstGeom prst="rect">
-                      <a:avLst/>
-                    </a:prstGeom>
-                  </pic:spPr>
-                </pic:pic>
-              </a:graphicData>
-            </a:graphic>
-          </wp:inline>
-        </w:drawing>
-      </w:r>
-    </w:p>
-    <w:p>
-      <w:pPr>
-        <w:spacing w:before="60" w:after="120"/>
-        <w:jc w:val="center"/>
-      </w:pPr>
-      <w:r>
-        <w:rPr>
-          <w:rFonts w:ascii="Arial" w:eastAsia="Arial" w:hAnsi="Arial" w:cs="Arial"/>
-          <w:sz w:val="20"/>
-          <w:szCs w:val="20"/>
-        </w:rPr>
-        <w:t>Fonte: os Autores (2026).</w:t>
-      </w:r>
-    </w:p>
-    <w:p>
-      <w:pPr>
-        <w:spacing w:before="120"/>
-        <w:jc w:val="both"/>
-      </w:pPr>
-      <w:r>
-        <w:t>O painel inicial apresenta cartões de indicadores cujo conteúdo varia conforme o perfil autenticado. Um enfermeiro visualiza os alertas de estoque baixo e as rotinas pendentes do turno; um médico visualiza as consultas do dia e as sessões de fisioterapia aguardando autorização; um familiar visualiza apenas as informações do residente ao qual está vinculado. O sino de notificações na barra superior concentra os alertas ativos, com contagem numérica.</w:t>
-      </w:r>
-    </w:p>
-    <w:p>
-      <w:pPr>
-        <w:spacing w:before="120" w:after="120"/>
-        <w:jc w:val="center"/>
-      </w:pPr>
-      <w:r>
-        <w:rPr>
-          <w:rFonts w:ascii="Arial" w:eastAsia="Arial" w:hAnsi="Arial" w:cs="Arial"/>
-          <w:b/>
-          <w:bCs/>
-          <w:sz w:val="20"/>
-          <w:szCs w:val="20"/>
-        </w:rPr>
-        <w:t>Figura 4. Painel inicial com indicadores e notificações.</w:t>
-      </w:r>
-    </w:p>
-    <w:p>
-      <w:pPr>
-        <w:spacing w:before="60" w:after="120"/>
-        <w:jc w:val="center"/>
-      </w:pPr>
-      <w:r>
-        <w:rPr>
-          <w:i/>
-          <w:iCs/>
-          <w:color w:val="808080"/>
-        </w:rPr>
-        <w:drawing>
-          <wp:inline distT="0" distB="0" distL="0" distR="0" wp14:anchorId="01EB3BC9" wp14:editId="7D4D7504">
-            <wp:extent cx="5400040" cy="3035935"/>
-            <wp:effectExtent l="0" t="0" r="0" b="0"/>
-            <wp:docPr id="3" name="Imagem 3"/>
             <wp:cNvGraphicFramePr>
               <a:graphicFrameLocks xmlns:a="http://schemas.openxmlformats.org/drawingml/2006/main" noChangeAspect="1"/>
             </wp:cNvGraphicFramePr>
@@ -5249,6 +5190,12 @@
           </wp:inline>
         </w:drawing>
       </w:r>
+    </w:p>
+    <w:p>
+      <w:pPr>
+        <w:spacing w:before="60" w:after="120"/>
+        <w:jc w:val="center"/>
+      </w:pPr>
       <w:r>
         <w:rPr>
           <w:rFonts w:ascii="Arial" w:eastAsia="Arial" w:hAnsi="Arial" w:cs="Arial"/>
@@ -5264,13 +5211,15 @@
         <w:jc w:val="both"/>
       </w:pPr>
       <w:r>
-        <w:t>A listagem de residentes reúne todos os idosos cadastrados, com busca por nome ou CPF e filtro por situação. Cada linha apresenta nome, idade, quarto e status, com acesso direto às ações de visualização e edição conforme a permissão do perfil autenticado.</w:t>
+        <w:t>O painel inicial apresenta cartões de indicadores cujo conteúdo varia conforme o perfil autenticado. Um enfermeiro visualiza os alertas de estoque baixo e as rotinas pendentes do turno; um médico visualiza as consultas do dia e as sessões de fisioterapia aguardando autorização; um familiar visualiza apenas as informações do residente ao qual está vinculado. O sino de notificações na barra superior concentra os alertas ativos, com contagem numérica.</w:t>
       </w:r>
     </w:p>
     <w:p>
       <w:pPr>
         <w:spacing w:before="120" w:after="120"/>
         <w:jc w:val="center"/>
+      </w:pPr>
+      <w:r>
         <w:rPr>
           <w:rFonts w:ascii="Arial" w:eastAsia="Arial" w:hAnsi="Arial" w:cs="Arial"/>
           <w:b/>
@@ -5278,30 +5227,26 @@
           <w:sz w:val="20"/>
           <w:szCs w:val="20"/>
         </w:rPr>
-      </w:pPr>
-      <w:r>
-        <w:rPr>
-          <w:rFonts w:ascii="Arial" w:eastAsia="Arial" w:hAnsi="Arial" w:cs="Arial"/>
-          <w:b/>
-          <w:bCs/>
-          <w:sz w:val="20"/>
-          <w:szCs w:val="20"/>
-        </w:rPr>
-        <w:lastRenderedPageBreak/>
-        <w:t>Figura 5. Listagem de residentes.</w:t>
-      </w:r>
-    </w:p>
-    <w:p>
-      <w:pPr>
-        <w:spacing w:before="120" w:after="120"/>
+        <w:t>Figura 4. Painel inicial com indicadores e notificações.</w:t>
+      </w:r>
+    </w:p>
+    <w:p>
+      <w:pPr>
+        <w:spacing w:before="60" w:after="120"/>
         <w:jc w:val="center"/>
       </w:pPr>
       <w:r>
+        <w:rPr>
+          <w:i/>
+          <w:iCs/>
+          <w:noProof/>
+          <w:color w:val="808080"/>
+        </w:rPr>
         <w:drawing>
-          <wp:inline distT="0" distB="0" distL="0" distR="0" wp14:anchorId="32C91A6A" wp14:editId="5C8DC3B5">
+          <wp:inline distT="0" distB="0" distL="0" distR="0" wp14:anchorId="01EB3BC9" wp14:editId="7D4D7504">
             <wp:extent cx="5400040" cy="3035935"/>
             <wp:effectExtent l="0" t="0" r="0" b="0"/>
-            <wp:docPr id="5" name="Imagem 5"/>
+            <wp:docPr id="3" name="Imagem 3"/>
             <wp:cNvGraphicFramePr>
               <a:graphicFrameLocks xmlns:a="http://schemas.openxmlformats.org/drawingml/2006/main" noChangeAspect="1"/>
             </wp:cNvGraphicFramePr>
@@ -5333,12 +5278,6 @@
           </wp:inline>
         </w:drawing>
       </w:r>
-    </w:p>
-    <w:p>
-      <w:pPr>
-        <w:spacing w:before="60" w:after="120"/>
-        <w:jc w:val="center"/>
-      </w:pPr>
       <w:r>
         <w:rPr>
           <w:rFonts w:ascii="Arial" w:eastAsia="Arial" w:hAnsi="Arial" w:cs="Arial"/>
@@ -5354,15 +5293,13 @@
         <w:jc w:val="both"/>
       </w:pPr>
       <w:r>
-        <w:t>O formulário de cadastro de residente reúne dados pessoais, endereço, informações clínicas relevantes como alergias e condições médicas, além do quarto designado. Ao concluir o cadastro, o sistema encaminha o usuário à tela de vinculação de familiar responsável, atendendo à regra RN010.</w:t>
+        <w:t>A listagem de residentes reúne todos os idosos cadastrados, com busca por nome ou CPF e filtro por situação. Cada linha apresenta nome, idade, quarto e status, com acesso direto às ações de visualização e edição conforme a permissão do perfil autenticado.</w:t>
       </w:r>
     </w:p>
     <w:p>
       <w:pPr>
         <w:spacing w:before="120" w:after="120"/>
         <w:jc w:val="center"/>
-      </w:pPr>
-      <w:r>
         <w:rPr>
           <w:rFonts w:ascii="Arial" w:eastAsia="Arial" w:hAnsi="Arial" w:cs="Arial"/>
           <w:b/>
@@ -5370,25 +5307,33 @@
           <w:sz w:val="20"/>
           <w:szCs w:val="20"/>
         </w:rPr>
-        <w:t>Figura 6. Cadastro de residente e vínculo familiar.</w:t>
-      </w:r>
-    </w:p>
-    <w:p>
-      <w:pPr>
-        <w:spacing w:before="60" w:after="120"/>
+      </w:pPr>
+      <w:r>
+        <w:rPr>
+          <w:rFonts w:ascii="Arial" w:eastAsia="Arial" w:hAnsi="Arial" w:cs="Arial"/>
+          <w:b/>
+          <w:bCs/>
+          <w:sz w:val="20"/>
+          <w:szCs w:val="20"/>
+        </w:rPr>
+        <w:lastRenderedPageBreak/>
+        <w:t>Figura 5. Listagem de residentes.</w:t>
+      </w:r>
+    </w:p>
+    <w:p>
+      <w:pPr>
+        <w:spacing w:before="120" w:after="120"/>
         <w:jc w:val="center"/>
       </w:pPr>
       <w:r>
         <w:rPr>
-          <w:i/>
-          <w:iCs/>
-          <w:color w:val="808080"/>
+          <w:noProof/>
         </w:rPr>
         <w:drawing>
-          <wp:inline distT="0" distB="0" distL="0" distR="0" wp14:anchorId="1727A085" wp14:editId="24D464BC">
+          <wp:inline distT="0" distB="0" distL="0" distR="0" wp14:anchorId="32C91A6A" wp14:editId="5C8DC3B5">
             <wp:extent cx="5400040" cy="3035935"/>
             <wp:effectExtent l="0" t="0" r="0" b="0"/>
-            <wp:docPr id="6" name="Imagem 6"/>
+            <wp:docPr id="5" name="Imagem 5"/>
             <wp:cNvGraphicFramePr>
               <a:graphicFrameLocks xmlns:a="http://schemas.openxmlformats.org/drawingml/2006/main" noChangeAspect="1"/>
             </wp:cNvGraphicFramePr>
@@ -5420,6 +5365,12 @@
           </wp:inline>
         </w:drawing>
       </w:r>
+    </w:p>
+    <w:p>
+      <w:pPr>
+        <w:spacing w:before="60" w:after="120"/>
+        <w:jc w:val="center"/>
+      </w:pPr>
       <w:r>
         <w:rPr>
           <w:rFonts w:ascii="Arial" w:eastAsia="Arial" w:hAnsi="Arial" w:cs="Arial"/>
@@ -5435,7 +5386,7 @@
         <w:jc w:val="both"/>
       </w:pPr>
       <w:r>
-        <w:t>A ficha do residente consolida em uma única tela o prontuário eletrônico, as prescrições ativas, as consultas recentes, as sessões de fisioterapia e as rotinas do dia, funcionando como ponto central de consulta clínica sobre o idoso.</w:t>
+        <w:t>O formulário de cadastro de residente reúne dados pessoais, endereço, informações clínicas relevantes como alergias e condições médicas, além do quarto designado. Ao concluir o cadastro, o sistema encaminha o usuário à tela de vinculação de familiar responsável, atendendo à regra RN010.</w:t>
       </w:r>
     </w:p>
     <w:p>
@@ -5451,8 +5402,7 @@
           <w:sz w:val="20"/>
           <w:szCs w:val="20"/>
         </w:rPr>
-        <w:lastRenderedPageBreak/>
-        <w:t>Figura 7. Ficha e prontuário eletrônico do residente.</w:t>
+        <w:t>Figura 6. Cadastro de residente e vínculo familiar.</w:t>
       </w:r>
     </w:p>
     <w:p>
@@ -5462,15 +5412,16 @@
       </w:pPr>
       <w:r>
         <w:rPr>
-          <w:rFonts w:ascii="Arial" w:eastAsia="Arial" w:hAnsi="Arial" w:cs="Arial"/>
-          <w:sz w:val="20"/>
-          <w:szCs w:val="20"/>
+          <w:i/>
+          <w:iCs/>
+          <w:noProof/>
+          <w:color w:val="808080"/>
         </w:rPr>
         <w:drawing>
-          <wp:inline distT="0" distB="0" distL="0" distR="0" wp14:anchorId="05C3900E" wp14:editId="3A7A1585">
+          <wp:inline distT="0" distB="0" distL="0" distR="0" wp14:anchorId="1727A085" wp14:editId="24D464BC">
             <wp:extent cx="5400040" cy="3035935"/>
             <wp:effectExtent l="0" t="0" r="0" b="0"/>
-            <wp:docPr id="15" name="Imagem 15"/>
+            <wp:docPr id="6" name="Imagem 6"/>
             <wp:cNvGraphicFramePr>
               <a:graphicFrameLocks xmlns:a="http://schemas.openxmlformats.org/drawingml/2006/main" noChangeAspect="1"/>
             </wp:cNvGraphicFramePr>
@@ -5508,14 +5459,6 @@
           <w:sz w:val="20"/>
           <w:szCs w:val="20"/>
         </w:rPr>
-        <w:t xml:space="preserve"> </w:t>
-      </w:r>
-      <w:r>
-        <w:rPr>
-          <w:rFonts w:ascii="Arial" w:eastAsia="Arial" w:hAnsi="Arial" w:cs="Arial"/>
-          <w:sz w:val="20"/>
-          <w:szCs w:val="20"/>
-        </w:rPr>
         <w:t>Fonte: os Autores (2026).</w:t>
       </w:r>
     </w:p>
@@ -5525,7 +5468,7 @@
         <w:jc w:val="both"/>
       </w:pPr>
       <w:r>
-        <w:t>O módulo de medicamentos exibe o estoque cadastrado com princípio ativo, fabricante e quantidade disponível. Itens cujo estoque atinge o nível mínimo recebem destaque visual na listagem e geram notificação no painel dos perfis de saúde, conforme a regra RN004.</w:t>
+        <w:t>A ficha do residente consolida em uma única tela o prontuário eletrônico, as prescrições ativas, as consultas recentes, as sessões de fisioterapia e as rotinas do dia, funcionando como ponto central de consulta clínica sobre o idoso.</w:t>
       </w:r>
     </w:p>
     <w:p>
@@ -5541,7 +5484,8 @@
           <w:sz w:val="20"/>
           <w:szCs w:val="20"/>
         </w:rPr>
-        <w:t>Figura 8. Controle de medicamentos com alerta de estoque.</w:t>
+        <w:lastRenderedPageBreak/>
+        <w:t>Figura 7. Ficha e prontuário eletrônico do residente.</w:t>
       </w:r>
     </w:p>
     <w:p>
@@ -5551,15 +5495,16 @@
       </w:pPr>
       <w:r>
         <w:rPr>
-          <w:i/>
-          <w:iCs/>
-          <w:color w:val="808080"/>
+          <w:rFonts w:ascii="Arial" w:eastAsia="Arial" w:hAnsi="Arial" w:cs="Arial"/>
+          <w:noProof/>
+          <w:sz w:val="20"/>
+          <w:szCs w:val="20"/>
         </w:rPr>
         <w:drawing>
-          <wp:inline distT="0" distB="0" distL="0" distR="0" wp14:anchorId="38B7A0FA" wp14:editId="2640BDB0">
+          <wp:inline distT="0" distB="0" distL="0" distR="0" wp14:anchorId="05C3900E" wp14:editId="3A7A1585">
             <wp:extent cx="5400040" cy="3035935"/>
             <wp:effectExtent l="0" t="0" r="0" b="0"/>
-            <wp:docPr id="8" name="Imagem 8"/>
+            <wp:docPr id="15" name="Imagem 15"/>
             <wp:cNvGraphicFramePr>
               <a:graphicFrameLocks xmlns:a="http://schemas.openxmlformats.org/drawingml/2006/main" noChangeAspect="1"/>
             </wp:cNvGraphicFramePr>
@@ -5597,6 +5542,14 @@
           <w:sz w:val="20"/>
           <w:szCs w:val="20"/>
         </w:rPr>
+        <w:t xml:space="preserve"> </w:t>
+      </w:r>
+      <w:r>
+        <w:rPr>
+          <w:rFonts w:ascii="Arial" w:eastAsia="Arial" w:hAnsi="Arial" w:cs="Arial"/>
+          <w:sz w:val="20"/>
+          <w:szCs w:val="20"/>
+        </w:rPr>
         <w:t>Fonte: os Autores (2026).</w:t>
       </w:r>
     </w:p>
@@ -5606,7 +5559,7 @@
         <w:jc w:val="both"/>
       </w:pPr>
       <w:r>
-        <w:t>A prescrição associa um medicamento a um residente, definindo dose, frequência, horários, via de administração e período de vigência, sempre vinculada ao médico prescritor. O registro de administração, por sua vez, exige a identificação do profissional responsável e permite classificar a ocorrência como administrada, recusada, adiada ou omitida.</w:t>
+        <w:t>O módulo de medicamentos exibe o estoque cadastrado com princípio ativo, fabricante e quantidade disponível. Itens cujo estoque atinge o nível mínimo recebem destaque visual na listagem e geram notificação no painel dos perfis de saúde, conforme a regra RN004.</w:t>
       </w:r>
     </w:p>
     <w:p>
@@ -5622,8 +5575,7 @@
           <w:sz w:val="20"/>
           <w:szCs w:val="20"/>
         </w:rPr>
-        <w:lastRenderedPageBreak/>
-        <w:t>Figura 9. Prescrição e registro de administração de medicamentos.</w:t>
+        <w:t>Figura 8. Controle de medicamentos com alerta de estoque.</w:t>
       </w:r>
     </w:p>
     <w:p>
@@ -5635,13 +5587,14 @@
         <w:rPr>
           <w:i/>
           <w:iCs/>
+          <w:noProof/>
           <w:color w:val="808080"/>
         </w:rPr>
         <w:drawing>
-          <wp:inline distT="0" distB="0" distL="0" distR="0" wp14:anchorId="5FDBF928" wp14:editId="4BB5961B">
+          <wp:inline distT="0" distB="0" distL="0" distR="0" wp14:anchorId="38B7A0FA" wp14:editId="2640BDB0">
             <wp:extent cx="5400040" cy="3035935"/>
             <wp:effectExtent l="0" t="0" r="0" b="0"/>
-            <wp:docPr id="9" name="Imagem 9"/>
+            <wp:docPr id="8" name="Imagem 8"/>
             <wp:cNvGraphicFramePr>
               <a:graphicFrameLocks xmlns:a="http://schemas.openxmlformats.org/drawingml/2006/main" noChangeAspect="1"/>
             </wp:cNvGraphicFramePr>
@@ -5688,7 +5641,7 @@
         <w:jc w:val="both"/>
       </w:pPr>
       <w:r>
-        <w:t>O módulo de consultas permite o agendamento por tipo e a posterior evolução clínica do atendimento, com campos estruturados para queixa principal, anamnese, exame físico, diagnóstico e conduta, além da data prevista de retorno.</w:t>
+        <w:t>A prescrição associa um medicamento a um residente, definindo dose, frequência, horários, via de administração e período de vigência, sempre vinculada ao médico prescritor. O registro de administração, por sua vez, exige a identificação do profissional responsável e permite classificar a ocorrência como administrada, recusada, adiada ou omitida.</w:t>
       </w:r>
     </w:p>
     <w:p>
@@ -5704,31 +5657,27 @@
           <w:sz w:val="20"/>
           <w:szCs w:val="20"/>
         </w:rPr>
-        <w:t>Figura 10. Agendamento e evolução de consultas médicas.</w:t>
-      </w:r>
-    </w:p>
-    <w:p>
-      <w:pPr>
-        <w:pBdr>
-          <w:top w:val="dashed" w:sz="6" w:space="12" w:color="AAAAAA"/>
-          <w:left w:val="dashed" w:sz="6" w:space="12" w:color="AAAAAA"/>
-          <w:bottom w:val="dashed" w:sz="6" w:space="12" w:color="AAAAAA"/>
-          <w:right w:val="dashed" w:sz="6" w:space="12" w:color="AAAAAA"/>
-        </w:pBdr>
-        <w:spacing w:before="240" w:after="240"/>
+        <w:lastRenderedPageBreak/>
+        <w:t>Figura 9. Prescrição e registro de administração de medicamentos.</w:t>
+      </w:r>
+    </w:p>
+    <w:p>
+      <w:pPr>
+        <w:spacing w:before="60" w:after="120"/>
         <w:jc w:val="center"/>
       </w:pPr>
       <w:r>
         <w:rPr>
           <w:i/>
           <w:iCs/>
+          <w:noProof/>
           <w:color w:val="808080"/>
         </w:rPr>
         <w:drawing>
-          <wp:inline distT="0" distB="0" distL="0" distR="0" wp14:anchorId="1F5AB682" wp14:editId="16B0F73F">
+          <wp:inline distT="0" distB="0" distL="0" distR="0" wp14:anchorId="5FDBF928" wp14:editId="4BB5961B">
             <wp:extent cx="5400040" cy="3035935"/>
             <wp:effectExtent l="0" t="0" r="0" b="0"/>
-            <wp:docPr id="11" name="Imagem 11"/>
+            <wp:docPr id="9" name="Imagem 9"/>
             <wp:cNvGraphicFramePr>
               <a:graphicFrameLocks xmlns:a="http://schemas.openxmlformats.org/drawingml/2006/main" noChangeAspect="1"/>
             </wp:cNvGraphicFramePr>
@@ -5760,12 +5709,6 @@
           </wp:inline>
         </w:drawing>
       </w:r>
-    </w:p>
-    <w:p>
-      <w:pPr>
-        <w:spacing w:before="60" w:after="120"/>
-        <w:jc w:val="center"/>
-      </w:pPr>
       <w:r>
         <w:rPr>
           <w:rFonts w:ascii="Arial" w:eastAsia="Arial" w:hAnsi="Arial" w:cs="Arial"/>
@@ -5781,11 +5724,7 @@
         <w:jc w:val="both"/>
       </w:pPr>
       <w:r>
-        <w:t xml:space="preserve">O módulo de fisioterapia expõe o fluxo de autorização descrito na regra RN006. Sessões pendentes aparecem sinalizadas como aguardando autorização e permanecem </w:t>
-      </w:r>
-      <w:r>
-        <w:lastRenderedPageBreak/>
-        <w:t>indisponíveis para execução; após a liberação médica, passam a exibir o nome do autorizador e a data da autorização, tornando-se aptas ao registro de evolução.</w:t>
+        <w:t>O módulo de consultas permite o agendamento por tipo e a posterior evolução clínica do atendimento, com campos estruturados para queixa principal, anamnese, exame físico, diagnóstico e conduta, além da data prevista de retorno.</w:t>
       </w:r>
     </w:p>
     <w:p>
@@ -5801,25 +5740,32 @@
           <w:sz w:val="20"/>
           <w:szCs w:val="20"/>
         </w:rPr>
-        <w:t>Figura 11. Fisioterapia com fluxo de autorização médica.</w:t>
-      </w:r>
-    </w:p>
-    <w:p>
-      <w:pPr>
-        <w:spacing w:before="60" w:after="120"/>
+        <w:t>Figura 10. Agendamento e evolução de consultas médicas.</w:t>
+      </w:r>
+    </w:p>
+    <w:p>
+      <w:pPr>
+        <w:pBdr>
+          <w:top w:val="dashed" w:sz="6" w:space="12" w:color="AAAAAA"/>
+          <w:left w:val="dashed" w:sz="6" w:space="12" w:color="AAAAAA"/>
+          <w:bottom w:val="dashed" w:sz="6" w:space="12" w:color="AAAAAA"/>
+          <w:right w:val="dashed" w:sz="6" w:space="12" w:color="AAAAAA"/>
+        </w:pBdr>
+        <w:spacing w:before="240" w:after="240"/>
         <w:jc w:val="center"/>
       </w:pPr>
       <w:r>
         <w:rPr>
-          <w:rFonts w:ascii="Arial" w:eastAsia="Arial" w:hAnsi="Arial" w:cs="Arial"/>
-          <w:sz w:val="20"/>
-          <w:szCs w:val="20"/>
+          <w:i/>
+          <w:iCs/>
+          <w:noProof/>
+          <w:color w:val="808080"/>
         </w:rPr>
         <w:drawing>
-          <wp:inline distT="0" distB="0" distL="0" distR="0" wp14:anchorId="47167B30" wp14:editId="4480C31E">
+          <wp:inline distT="0" distB="0" distL="0" distR="0" wp14:anchorId="1F5AB682" wp14:editId="16B0F73F">
             <wp:extent cx="5400040" cy="3035935"/>
             <wp:effectExtent l="0" t="0" r="0" b="0"/>
-            <wp:docPr id="14" name="Imagem 14"/>
+            <wp:docPr id="11" name="Imagem 11"/>
             <wp:cNvGraphicFramePr>
               <a:graphicFrameLocks xmlns:a="http://schemas.openxmlformats.org/drawingml/2006/main" noChangeAspect="1"/>
             </wp:cNvGraphicFramePr>
@@ -5851,20 +5797,18 @@
           </wp:inline>
         </w:drawing>
       </w:r>
+    </w:p>
+    <w:p>
+      <w:pPr>
+        <w:spacing w:before="60" w:after="120"/>
+        <w:jc w:val="center"/>
+      </w:pPr>
       <w:r>
         <w:rPr>
           <w:rFonts w:ascii="Arial" w:eastAsia="Arial" w:hAnsi="Arial" w:cs="Arial"/>
           <w:sz w:val="20"/>
           <w:szCs w:val="20"/>
         </w:rPr>
-        <w:t xml:space="preserve"> </w:t>
-      </w:r>
-      <w:r>
-        <w:rPr>
-          <w:rFonts w:ascii="Arial" w:eastAsia="Arial" w:hAnsi="Arial" w:cs="Arial"/>
-          <w:sz w:val="20"/>
-          <w:szCs w:val="20"/>
-        </w:rPr>
         <w:t>Fonte: os Autores (2026).</w:t>
       </w:r>
     </w:p>
@@ -5874,7 +5818,11 @@
         <w:jc w:val="both"/>
       </w:pPr>
       <w:r>
-        <w:t>O registro de rotinas diárias organiza por turno as ações de higienização e alimentação de cada residente, indicando banho, higiene oral, troca de roupa, curativo, refeições realizadas e grau de aceitação alimentar, sempre com o responsável identificado.</w:t>
+        <w:t xml:space="preserve">O módulo de fisioterapia expõe o fluxo de autorização descrito na regra RN006. Sessões pendentes aparecem sinalizadas como aguardando autorização e permanecem </w:t>
+      </w:r>
+      <w:r>
+        <w:lastRenderedPageBreak/>
+        <w:t>indisponíveis para execução; após a liberação médica, passam a exibir o nome do autorizador e a data da autorização, tornando-se aptas ao registro de evolução.</w:t>
       </w:r>
     </w:p>
     <w:p>
@@ -5890,7 +5838,7 @@
           <w:sz w:val="20"/>
           <w:szCs w:val="20"/>
         </w:rPr>
-        <w:t>Figura 12. Registro de rotinas diárias por turno.</w:t>
+        <w:t>Figura 11. Fisioterapia com fluxo de autorização médica.</w:t>
       </w:r>
     </w:p>
     <w:p>
@@ -5900,15 +5848,16 @@
       </w:pPr>
       <w:r>
         <w:rPr>
-          <w:i/>
-          <w:iCs/>
-          <w:color w:val="808080"/>
+          <w:rFonts w:ascii="Arial" w:eastAsia="Arial" w:hAnsi="Arial" w:cs="Arial"/>
+          <w:noProof/>
+          <w:sz w:val="20"/>
+          <w:szCs w:val="20"/>
         </w:rPr>
         <w:drawing>
-          <wp:inline distT="0" distB="0" distL="0" distR="0" wp14:anchorId="4D180F9D" wp14:editId="76744B95">
+          <wp:inline distT="0" distB="0" distL="0" distR="0" wp14:anchorId="47167B30" wp14:editId="4480C31E">
             <wp:extent cx="5400040" cy="3035935"/>
             <wp:effectExtent l="0" t="0" r="0" b="0"/>
-            <wp:docPr id="13" name="Imagem 13"/>
+            <wp:docPr id="14" name="Imagem 14"/>
             <wp:cNvGraphicFramePr>
               <a:graphicFrameLocks xmlns:a="http://schemas.openxmlformats.org/drawingml/2006/main" noChangeAspect="1"/>
             </wp:cNvGraphicFramePr>
@@ -5946,6 +5895,96 @@
           <w:sz w:val="20"/>
           <w:szCs w:val="20"/>
         </w:rPr>
+        <w:t xml:space="preserve"> </w:t>
+      </w:r>
+      <w:r>
+        <w:rPr>
+          <w:rFonts w:ascii="Arial" w:eastAsia="Arial" w:hAnsi="Arial" w:cs="Arial"/>
+          <w:sz w:val="20"/>
+          <w:szCs w:val="20"/>
+        </w:rPr>
+        <w:t>Fonte: os Autores (2026).</w:t>
+      </w:r>
+    </w:p>
+    <w:p>
+      <w:pPr>
+        <w:spacing w:before="120"/>
+        <w:jc w:val="both"/>
+      </w:pPr>
+      <w:r>
+        <w:t>O registro de rotinas diárias organiza por turno as ações de higienização e alimentação de cada residente, indicando banho, higiene oral, troca de roupa, curativo, refeições realizadas e grau de aceitação alimentar, sempre com o responsável identificado.</w:t>
+      </w:r>
+    </w:p>
+    <w:p>
+      <w:pPr>
+        <w:spacing w:before="120" w:after="120"/>
+        <w:jc w:val="center"/>
+      </w:pPr>
+      <w:r>
+        <w:rPr>
+          <w:rFonts w:ascii="Arial" w:eastAsia="Arial" w:hAnsi="Arial" w:cs="Arial"/>
+          <w:b/>
+          <w:bCs/>
+          <w:sz w:val="20"/>
+          <w:szCs w:val="20"/>
+        </w:rPr>
+        <w:t>Figura 12. Registro de rotinas diárias por turno.</w:t>
+      </w:r>
+    </w:p>
+    <w:p>
+      <w:pPr>
+        <w:spacing w:before="60" w:after="120"/>
+        <w:jc w:val="center"/>
+      </w:pPr>
+      <w:r>
+        <w:rPr>
+          <w:i/>
+          <w:iCs/>
+          <w:noProof/>
+          <w:color w:val="808080"/>
+        </w:rPr>
+        <w:drawing>
+          <wp:inline distT="0" distB="0" distL="0" distR="0" wp14:anchorId="4D180F9D" wp14:editId="76744B95">
+            <wp:extent cx="5400040" cy="3035935"/>
+            <wp:effectExtent l="0" t="0" r="0" b="0"/>
+            <wp:docPr id="13" name="Imagem 13"/>
+            <wp:cNvGraphicFramePr>
+              <a:graphicFrameLocks xmlns:a="http://schemas.openxmlformats.org/drawingml/2006/main" noChangeAspect="1"/>
+            </wp:cNvGraphicFramePr>
+            <a:graphic xmlns:a="http://schemas.openxmlformats.org/drawingml/2006/main">
+              <a:graphicData uri="http://schemas.openxmlformats.org/drawingml/2006/picture">
+                <pic:pic xmlns:pic="http://schemas.openxmlformats.org/drawingml/2006/picture">
+                  <pic:nvPicPr>
+                    <pic:cNvPr id="1" name=""/>
+                    <pic:cNvPicPr/>
+                  </pic:nvPicPr>
+                  <pic:blipFill>
+                    <a:blip r:embed="rId17"/>
+                    <a:stretch>
+                      <a:fillRect/>
+                    </a:stretch>
+                  </pic:blipFill>
+                  <pic:spPr>
+                    <a:xfrm>
+                      <a:off x="0" y="0"/>
+                      <a:ext cx="5400040" cy="3035935"/>
+                    </a:xfrm>
+                    <a:prstGeom prst="rect">
+                      <a:avLst/>
+                    </a:prstGeom>
+                  </pic:spPr>
+                </pic:pic>
+              </a:graphicData>
+            </a:graphic>
+          </wp:inline>
+        </w:drawing>
+      </w:r>
+      <w:r>
+        <w:rPr>
+          <w:rFonts w:ascii="Arial" w:eastAsia="Arial" w:hAnsi="Arial" w:cs="Arial"/>
+          <w:sz w:val="20"/>
+          <w:szCs w:val="20"/>
+        </w:rPr>
         <w:t>Fonte: os Autores (2026).</w:t>
       </w:r>
     </w:p>
@@ -6148,14 +6187,23 @@
         <w:spacing w:before="120"/>
         <w:ind w:left="720" w:hanging="720"/>
         <w:jc w:val="both"/>
-      </w:pPr>
-      <w:r>
         <w:rPr>
           <w:lang w:val="en-US"/>
         </w:rPr>
-        <w:t xml:space="preserve">SANDHU, R. S., COYNE, E. J., FEINSTEIN, H. L. e YOUMAN, C. E. (1996). Role-Based Access Control Models. </w:t>
-      </w:r>
-      <w:r>
+      </w:pPr>
+      <w:r>
+        <w:t xml:space="preserve">SANDHU, R. S., COYNE, E. J., FEINSTEIN, H. L. e YOUMAN, C. E. (1996). </w:t>
+      </w:r>
+      <w:r>
+        <w:rPr>
+          <w:lang w:val="en-US"/>
+        </w:rPr>
+        <w:t xml:space="preserve">Role-Based Access Control Models. </w:t>
+      </w:r>
+      <w:r>
+        <w:rPr>
+          <w:lang w:val="en-US"/>
+        </w:rPr>
         <w:t>IEEE Computer, v. 29, n. 2, p. 38–47.</w:t>
       </w:r>
     </w:p>
@@ -6164,9 +6212,18 @@
         <w:spacing w:before="120"/>
         <w:ind w:left="720" w:hanging="720"/>
         <w:jc w:val="both"/>
-      </w:pPr>
-      <w:r>
-        <w:t>SOMMERVILLE, I. (2019). Engenharia de Software. 10. ed. São Paulo: Pearson.</w:t>
+        <w:rPr>
+          <w:lang w:val="en-US"/>
+        </w:rPr>
+      </w:pPr>
+      <w:r>
+        <w:t xml:space="preserve">SOMMERVILLE, I. (2019). Engenharia de Software. </w:t>
+      </w:r>
+      <w:r>
+        <w:rPr>
+          <w:lang w:val="en-US"/>
+        </w:rPr>
+        <w:t>10. ed. São Paulo: Pearson.</w:t>
       </w:r>
     </w:p>
     <w:p>
@@ -6839,7 +6896,6 @@
   <w:style w:type="character" w:default="1" w:styleId="Fontepargpadro">
     <w:name w:val="Default Paragraph Font"/>
     <w:uiPriority w:val="1"/>
-    <w:semiHidden/>
     <w:unhideWhenUsed/>
   </w:style>
   <w:style w:type="table" w:default="1" w:styleId="Tabelanormal">
@@ -7263,4 +7319,16 @@
     </a:ext>
   </a:extLst>
 </a:theme>
+</file>
+
+<file path=customXml/item1.xml><?xml version="1.0" encoding="utf-8"?>
+<b:Sources xmlns:b="http://schemas.openxmlformats.org/officeDocument/2006/bibliography" xmlns="http://schemas.openxmlformats.org/officeDocument/2006/bibliography" SelectedStyle="\APASixthEditionOfficeOnline.xsl" StyleName="APA" Version="6"/>
+</file>
+
+<file path=customXml/itemProps1.xml><?xml version="1.0" encoding="utf-8"?>
+<ds:datastoreItem xmlns:ds="http://schemas.openxmlformats.org/officeDocument/2006/customXml" ds:itemID="{0F5E9E27-8C67-4E5A-B05A-2D8B03BD12D2}">
+  <ds:schemaRefs>
+    <ds:schemaRef ds:uri="http://schemas.openxmlformats.org/officeDocument/2006/bibliography"/>
+  </ds:schemaRefs>
+</ds:datastoreItem>
 </file>